--- a/docs/jiangao/《女装设计》第05周_中国大陆课堂完整讲稿_中文.docx
+++ b/docs/jiangao/《女装设计》第05周_中国大陆课堂完整讲稿_中文.docx
@@ -122,7 +122,7 @@
               <w:rPr>
                 <w:sz w:val="19"/>
               </w:rPr>
-              <w:t xml:space="preserve">本文件依据第05周 HTML 课件（课堂 17 页 + 附录 24 页）整理，可直接用于中国大陆课堂讲授。页面顺序、案例、时间分配与评价要求均以课件为准。本周少讲多练（讲解不到十分钟，实操六十五分钟）：第一课时完成一张元素卡 E-01，第二课时扩展为三张核心卡和一份分级元素清单。院校与秀场案例仅作课堂分析，不代表作者本人的说法；注明“据报道”的内容，来自媒体报道，并非作者自述。</w:t>
+              <w:t xml:space="preserve">本文件依据第05周 HTML 课件（课堂 16 页 + 附录 26 页）整理，可直接用于中国大陆课堂讲授。页面顺序、案例、时间分配与评价要求均以课件为准。本周少讲多练（讲解不到十分钟，实操六十五分钟）：第一课时完成一张元素卡 E-01，第二课时扩展为三张核心卡和一份分级元素清单。院校与秀场案例仅作课堂分析，不代表作者本人的说法；注明“据报道”的内容，来自媒体报道，并非作者自述。</w:t>
             </w:r>
           </w:p>
         </w:tc>
@@ -329,7 +329,7 @@
               <w:rPr>
                 <w:sz w:val="18"/>
               </w:rPr>
-              <w:t xml:space="preserve">案例 Qian Tan（柔软体量 → 秀场）、Zeting Xu（字母 → 一笔 → 系列）</w:t>
+              <w:t xml:space="preserve">案例 Qian Tan（作品说明 → 出发点·问题·形式 → 秀场）</w:t>
             </w:r>
           </w:p>
         </w:tc>
@@ -346,7 +346,7 @@
               <w:rPr>
                 <w:sz w:val="18"/>
               </w:rPr>
-              <w:t xml:space="preserve">说出两人的元素、只改的那一样和不变的那一样</w:t>
+              <w:t xml:space="preserve">说出她的矛盾、只改的那一样和不变的那一样</w:t>
             </w:r>
           </w:p>
         </w:tc>
@@ -700,7 +700,7 @@
         <w:pStyle w:val="LectureBullet"/>
       </w:pPr>
       <w:r>
-        <w:t xml:space="preserve">• 严格控制在 90 分钟内时，附录 24 页不单独讲授；巡视时针对个别学生投屏 30–60 秒（用法见文末附录说明）。</w:t>
+        <w:t xml:space="preserve">• 严格控制在 90 分钟内时，附录 26 页不单独讲授；巡视时针对个别学生投屏 30–60 秒（用法见文末附录说明）。</w:t>
       </w:r>
     </w:p>
     <w:p>
@@ -869,7 +869,7 @@
         <w:pStyle w:val="SpokenText"/>
       </w:pPr>
       <w:r>
-        <w:t xml:space="preserve">示范用的是 Qian Tan 那张卡，马上就会看到。描图怎么画，再看另一个人的手稿。你们的卡从自己的板上来。</w:t>
+        <w:t xml:space="preserve">今天从头到尾只用一个例子：Qian Tan，女装系列，马上就会看到。你们的卡从自己的板上来。</w:t>
       </w:r>
     </w:p>
     <w:p>
@@ -904,7 +904,7 @@
               <w:rPr>
                 <w:sz w:val="19"/>
               </w:rPr>
-              <w:t xml:space="preserve">【转场语】 先看一位学生，是怎样从一张草图里提取出一个元素的。</w:t>
+              <w:t xml:space="preserve">【转场语】 先读一位学生自己的作品说明。</w:t>
             </w:r>
           </w:p>
         </w:tc>
@@ -915,7 +915,7 @@
         <w:pStyle w:val="SlideTitle"/>
       </w:pPr>
       <w:r>
-        <w:t xml:space="preserve">幻灯片 03｜有重量，又要轻：她让一团软的只靠几个点挂下来</w:t>
+        <w:t xml:space="preserve">幻灯片 03｜先读她的作品说明：一座教堂，几个接触点，让重力来做</w:t>
       </w:r>
     </w:p>
     <w:p>
@@ -923,7 +923,7 @@
         <w:pStyle w:val="SlideMeta"/>
       </w:pPr>
       <w:r>
-        <w:t xml:space="preserve">建议时间：1.5分钟　｜　课堂功能：案例：问题怎样变成形式，再看草图与试衣</w:t>
+        <w:t xml:space="preserve">建议时间：1分钟　｜　课堂功能：案例：先读作品说明，找出问题和做法</w:t>
       </w:r>
     </w:p>
     <w:p>
@@ -931,7 +931,85 @@
         <w:pStyle w:val="SpokenText"/>
       </w:pPr>
       <w:r>
-        <w:t xml:space="preserve">我们看一位学生的作品：Qian Tan，女装系列。先按第04周主题板的顺序看：先有问题，再有形式。</w:t>
+        <w:t xml:space="preserve">先读她自己的作品说明。中文是我翻译的，英文原文在下面。</w:t>
+      </w:r>
+    </w:p>
+    <w:p>
+      <w:pPr>
+        <w:pStyle w:val="SpokenText"/>
+      </w:pPr>
+      <w:r>
+        <w:t xml:space="preserve">（念中文全文）</w:t>
+      </w:r>
+    </w:p>
+    <w:p>
+      <w:pPr>
+        <w:pStyle w:val="SpokenText"/>
+      </w:pPr>
+      <w:r>
+        <w:t xml:space="preserve">听的时候注意三处加粗：极少的接触点；挺括的棉布在里面撑住；重力和各层之间的关系。</w:t>
+      </w:r>
+    </w:p>
+    <w:p>
+      <w:pPr>
+        <w:pStyle w:val="SpokenText"/>
+      </w:pPr>
+      <w:r>
+        <w:t xml:space="preserve">下一页，我们把这段话拆成三格：出发点、问题、形式。</w:t>
+      </w:r>
+    </w:p>
+    <w:tbl>
+      <w:tblPr>
+        <w:tblStyle w:val="TableGrid"/>
+        <w:tblW w:type="auto" w:w="0"/>
+        <w:tblLook w:firstColumn="1" w:firstRow="1" w:lastColumn="0" w:lastRow="0" w:noHBand="0" w:noVBand="1" w:val="04A0"/>
+      </w:tblPr>
+      <w:tblGrid>
+        <w:gridCol w:w="9524"/>
+      </w:tblGrid>
+      <w:tr>
+        <w:tc>
+          <w:tcPr>
+            <w:tcW w:type="dxa" w:w="9524"/>
+            <w:shd w:val="clear" w:fill="F2F2F2"/>
+          </w:tcPr>
+          <w:p>
+            <w:pPr>
+              <w:pStyle w:val="LectureBullet"/>
+            </w:pPr>
+            <w:r/>
+            <w:r>
+              <w:rPr>
+                <w:sz w:val="19"/>
+              </w:rPr>
+              <w:t xml:space="preserve">【转场语】 她的问题是什么？下一页拆开看。</w:t>
+            </w:r>
+          </w:p>
+        </w:tc>
+      </w:tr>
+    </w:tbl>
+    <w:p>
+      <w:pPr>
+        <w:pStyle w:val="SlideTitle"/>
+      </w:pPr>
+      <w:r>
+        <w:t xml:space="preserve">幻灯片 04｜有重量，又要轻：她让一团软的只靠几个点挂下来</w:t>
+      </w:r>
+    </w:p>
+    <w:p>
+      <w:pPr>
+        <w:pStyle w:val="SlideMeta"/>
+      </w:pPr>
+      <w:r>
+        <w:t xml:space="preserve">建议时间：2分钟　｜　课堂功能：案例：问题怎样变成形式，再看草图与试衣</w:t>
+      </w:r>
+    </w:p>
+    <w:p>
+      <w:pPr>
+        <w:pStyle w:val="SpokenText"/>
+      </w:pPr>
+      <w:r>
+        <w:t xml:space="preserve">我们看一位学生的作品：Qian Tan，女装系列。刚才那段说明，按第04周主题板的顺序拆开看：先有问题，再有形式。</w:t>
       </w:r>
     </w:p>
     <w:p>
@@ -1009,7 +1087,7 @@
         <w:pStyle w:val="SlideTitle"/>
       </w:pPr>
       <w:r>
-        <w:t xml:space="preserve">幻灯片 04｜同一团柔软体量：只改位置和大小，四套造型都认得出</w:t>
+        <w:t xml:space="preserve">幻灯片 05｜同一团柔软体量：只改位置和大小，四套造型都认得出</w:t>
       </w:r>
     </w:p>
     <w:p>
@@ -1017,7 +1095,7 @@
         <w:pStyle w:val="SlideMeta"/>
       </w:pPr>
       <w:r>
-        <w:t xml:space="preserve">建议时间：1.5分钟　｜　课堂功能：案例：变量与不变项，对应元素卡的两栏</w:t>
+        <w:t xml:space="preserve">建议时间：2分钟　｜　课堂功能：案例：变量与不变项，对应元素卡的两栏</w:t>
       </w:r>
     </w:p>
     <w:p>
@@ -1076,7 +1154,7 @@
               <w:rPr>
                 <w:sz w:val="19"/>
               </w:rPr>
-              <w:t xml:space="preserve">【转场语】 Qian Tan 的变化，靠的是试衣。再看一位从一张作图稿开始的设计师。</w:t>
+              <w:t xml:space="preserve">【转场语】 把她的方法落到元素卡上，会是什么样子？我们就用她这条线做一张。</w:t>
             </w:r>
           </w:p>
         </w:tc>
@@ -1087,171 +1165,7 @@
         <w:pStyle w:val="SlideTitle"/>
       </w:pPr>
       <w:r>
-        <w:t xml:space="preserve">幻灯片 05｜他没有把字母印到衣服上，只取了其中一笔</w:t>
-      </w:r>
-    </w:p>
-    <w:p>
-      <w:pPr>
-        <w:pStyle w:val="SlideMeta"/>
-      </w:pPr>
-      <w:r>
-        <w:t xml:space="preserve">建议时间：1分钟　｜　课堂功能：案例：问题怎样变成形式，再只取一笔，对应步骤2</w:t>
-      </w:r>
-    </w:p>
-    <w:p>
-      <w:pPr>
-        <w:pStyle w:val="SpokenText"/>
-      </w:pPr>
-      <w:r>
-        <w:t xml:space="preserve">这是男装系列，我们只看他的方法。还是先看问题。</w:t>
-      </w:r>
-    </w:p>
-    <w:p>
-      <w:pPr>
-        <w:pStyle w:val="SpokenText"/>
-      </w:pPr>
-      <w:r>
-        <w:t xml:space="preserve">系列叫 Serifed，就是衬线。他问：如果把一件衣服当成一个字来设计，轮廓会变成什么样？矛盾在这里：字是平的一笔，衣服却要包住立体的身体。</w:t>
-      </w:r>
-    </w:p>
-    <w:p>
-      <w:pPr>
-        <w:pStyle w:val="SpokenText"/>
-      </w:pPr>
-      <w:r>
-        <w:t xml:space="preserve">他的形式：把纸样当成笔画——衬线的弯度和末端，变成裁片的弧线和伸出的尖。</w:t>
-      </w:r>
-    </w:p>
-    <w:p>
-      <w:pPr>
-        <w:pStyle w:val="SpokenText"/>
-      </w:pPr>
-      <w:r>
-        <w:t xml:space="preserve">第一张，他用圆和直线画字母 J，找出衬线那一下弯。第二张，他只把这一笔剪了出来：一边直、一边弯出去收成尖。字母没有了，这一笔留下来了。</w:t>
-      </w:r>
-    </w:p>
-    <w:p>
-      <w:pPr>
-        <w:pStyle w:val="SpokenText"/>
-      </w:pPr>
-      <w:r>
-        <w:t xml:space="preserve">第三张，他把这一笔放进裤子纸样，裤脚伸出一个尖。</w:t>
-      </w:r>
-    </w:p>
-    <w:p>
-      <w:pPr>
-        <w:pStyle w:val="SpokenText"/>
-      </w:pPr>
-      <w:r>
-        <w:t xml:space="preserve">今天的步骤2也是这样：只画点、线、箭头，画完认不出原来是什么。</w:t>
-      </w:r>
-    </w:p>
-    <w:tbl>
-      <w:tblPr>
-        <w:tblStyle w:val="TableGrid"/>
-        <w:tblW w:type="auto" w:w="0"/>
-        <w:tblLook w:firstColumn="1" w:firstRow="1" w:lastColumn="0" w:lastRow="0" w:noHBand="0" w:noVBand="1" w:val="04A0"/>
-      </w:tblPr>
-      <w:tblGrid>
-        <w:gridCol w:w="9524"/>
-      </w:tblGrid>
-      <w:tr>
-        <w:tc>
-          <w:tcPr>
-            <w:tcW w:type="dxa" w:w="9524"/>
-            <w:shd w:val="clear" w:fill="F2F2F2"/>
-          </w:tcPr>
-          <w:p>
-            <w:pPr>
-              <w:pStyle w:val="LectureBullet"/>
-            </w:pPr>
-            <w:r/>
-            <w:r>
-              <w:rPr>
-                <w:sz w:val="19"/>
-              </w:rPr>
-              <w:t xml:space="preserve">【转场语】 这一笔，后来怎么变成一个系列？</w:t>
-            </w:r>
-          </w:p>
-        </w:tc>
-      </w:tr>
-    </w:tbl>
-    <w:p>
-      <w:pPr>
-        <w:pStyle w:val="SlideTitle"/>
-      </w:pPr>
-      <w:r>
-        <w:t xml:space="preserve">幻灯片 06｜同一笔：同样 8 片换着接，先做 4 个样衣，再走上秀场</w:t>
-      </w:r>
-    </w:p>
-    <w:p>
-      <w:pPr>
-        <w:pStyle w:val="SlideMeta"/>
-      </w:pPr>
-      <w:r>
-        <w:t xml:space="preserve">建议时间：1分钟　｜　课堂功能：案例：只改接法的变体，对应步骤4</w:t>
-      </w:r>
-    </w:p>
-    <w:p>
-      <w:pPr>
-        <w:pStyle w:val="SpokenText"/>
-      </w:pPr>
-      <w:r>
-        <w:t xml:space="preserve">他没有再找新图形。左边手写的这行字说：上面四个样衣，是同样八片笔画做成的——只改接法。</w:t>
-      </w:r>
-    </w:p>
-    <w:p>
-      <w:pPr>
-        <w:pStyle w:val="SpokenText"/>
-      </w:pPr>
-      <w:r>
-        <w:t xml:space="preserve">右边六套，尖从肩、衣摆、裤脚伸出来：变的是位置，那一笔不变。</w:t>
-      </w:r>
-    </w:p>
-    <w:p>
-      <w:pPr>
-        <w:pStyle w:val="SpokenText"/>
-      </w:pPr>
-      <w:r>
-        <w:t xml:space="preserve">今天的步骤4也是这样：每次只改一样；三张图里都有、拿掉就不对的，就是那一笔。</w:t>
-      </w:r>
-    </w:p>
-    <w:tbl>
-      <w:tblPr>
-        <w:tblStyle w:val="TableGrid"/>
-        <w:tblW w:type="auto" w:w="0"/>
-        <w:tblLook w:firstColumn="1" w:firstRow="1" w:lastColumn="0" w:lastRow="0" w:noHBand="0" w:noVBand="1" w:val="04A0"/>
-      </w:tblPr>
-      <w:tblGrid>
-        <w:gridCol w:w="9524"/>
-      </w:tblGrid>
-      <w:tr>
-        <w:tc>
-          <w:tcPr>
-            <w:tcW w:type="dxa" w:w="9524"/>
-            <w:shd w:val="clear" w:fill="F2F2F2"/>
-          </w:tcPr>
-          <w:p>
-            <w:pPr>
-              <w:pStyle w:val="LectureBullet"/>
-            </w:pPr>
-            <w:r/>
-            <w:r>
-              <w:rPr>
-                <w:sz w:val="19"/>
-              </w:rPr>
-              <w:t xml:space="preserve">【转场语】 把方法落到元素卡上，会是什么样子？我们回到 Qian Tan，用她那条线做一张。</w:t>
-            </w:r>
-          </w:p>
-        </w:tc>
-      </w:tr>
-    </w:tbl>
-    <w:p>
-      <w:pPr>
-        <w:pStyle w:val="SlideTitle"/>
-      </w:pPr>
-      <w:r>
-        <w:t xml:space="preserve">幻灯片 07｜教师示例 E-01：Qian Tan 的那条线，填成一张元素卡</w:t>
+        <w:t xml:space="preserve">幻灯片 06｜教师示例 E-01：Qian Tan 的那条线，填成一张元素卡</w:t>
       </w:r>
     </w:p>
     <w:p>
@@ -1353,7 +1267,7 @@
         <w:pStyle w:val="SlideTitle"/>
       </w:pPr>
       <w:r>
-        <w:t xml:space="preserve">幻灯片 08｜35分钟：完成五个步骤，填满 E-01 这张卡</w:t>
+        <w:t xml:space="preserve">幻灯片 07｜35分钟：完成五个步骤，填满 E-01 这张卡</w:t>
       </w:r>
     </w:p>
     <w:p>
@@ -1431,7 +1345,7 @@
         <w:pStyle w:val="SlideTitle"/>
       </w:pPr>
       <w:r>
-        <w:t xml:space="preserve">幻灯片 09｜5 分钟：把板上那句话改成三段</w:t>
+        <w:t xml:space="preserve">幻灯片 08｜5 分钟：把板上那句话改成三段</w:t>
       </w:r>
     </w:p>
     <w:p>
@@ -1533,7 +1447,7 @@
         <w:pStyle w:val="SlideTitle"/>
       </w:pPr>
       <w:r>
-        <w:t xml:space="preserve">幻灯片 10｜13 分钟：描图 7 分钟，找反复的 6 分钟</w:t>
+        <w:t xml:space="preserve">幻灯片 09｜13 分钟：描图 7 分钟，找反复的 6 分钟</w:t>
       </w:r>
     </w:p>
     <w:p>
@@ -1549,7 +1463,7 @@
         <w:pStyle w:val="SpokenText"/>
       </w:pPr>
       <w:r>
-        <w:t xml:space="preserve">描图换个人看。他做的是男装，咱们看的是画法。看左边：他画 J，只为找出那一下弯——这就是描图。他描的是字母的一段曲线，不是整个字母。右边，这一笔放进裤子纸样，裤脚伸出一个尖。你的描图贴在卡片“来源”栏旁边。</w:t>
+        <w:t xml:space="preserve">看左边：Qian Tan 在试衣照上直接画线、写编号——肩、袖、领口往哪走。她画的不是整件衣服，只是这几条线。你的描图也一样，贴在卡片“来源”栏旁边。</w:t>
       </w:r>
     </w:p>
     <w:p>
@@ -1635,7 +1549,7 @@
         <w:pStyle w:val="SlideTitle"/>
       </w:pPr>
       <w:r>
-        <w:t xml:space="preserve">幻灯片 11｜17 分钟：画 3 个小图，每次只改一样</w:t>
+        <w:t xml:space="preserve">幻灯片 10｜17 分钟：画 3 个小图，每次只改一样</w:t>
       </w:r>
     </w:p>
     <w:p>
@@ -1780,7 +1694,7 @@
         <w:pStyle w:val="SlideTitle"/>
       </w:pPr>
       <w:r>
-        <w:t xml:space="preserve">幻灯片 12｜30分钟：从一张卡，扩展成一份分级元素清单</w:t>
+        <w:t xml:space="preserve">幻灯片 11｜30分钟：从一张卡，扩展成一份分级元素清单</w:t>
       </w:r>
     </w:p>
     <w:p>
@@ -1858,7 +1772,7 @@
         <w:pStyle w:val="SlideTitle"/>
       </w:pPr>
       <w:r>
-        <w:t xml:space="preserve">幻灯片 13｜6 分钟：遮住一张，问一句</w:t>
+        <w:t xml:space="preserve">幻灯片 12｜6 分钟：遮住一张，问一句</w:t>
       </w:r>
     </w:p>
     <w:p>
@@ -1960,7 +1874,7 @@
         <w:pStyle w:val="SlideTitle"/>
       </w:pPr>
       <w:r>
-        <w:t xml:space="preserve">幻灯片 14｜14 分钟：再做两张，E-02、E-03</w:t>
+        <w:t xml:space="preserve">幻灯片 13｜14 分钟：再做两张，E-02、E-03</w:t>
       </w:r>
     </w:p>
     <w:p>
@@ -1984,7 +1898,7 @@
         <w:pStyle w:val="SpokenText"/>
       </w:pPr>
       <w:r>
-        <w:t xml:space="preserve">还是 Qian Tan：她的核心是三张——软体积，挂；硬上身，撑；固定点，收。三个动作不一样，改的轴也不一样：软体积改位置，硬上身改大小，固定点改数量。这一行是我从 03、04 页的图里读出来的，她本人没做过这三张卡。</w:t>
+        <w:t xml:space="preserve">还是 Qian Tan：她的核心是三张——软体积，挂；硬上身，撑；固定点，收。三个动作不一样，改的轴也不一样：软体积改位置，硬上身改大小，固定点改数量。这一行是我从 04、05 页的图里读出来的，她本人没做过这三张卡。</w:t>
       </w:r>
     </w:p>
     <w:p>
@@ -2054,7 +1968,7 @@
         <w:pStyle w:val="SlideTitle"/>
       </w:pPr>
       <w:r>
-        <w:t xml:space="preserve">幻灯片 15｜10 分钟：翻到背面，再打三个勾</w:t>
+        <w:t xml:space="preserve">幻灯片 14｜10 分钟：翻到背面，再打三个勾</w:t>
       </w:r>
     </w:p>
     <w:p>
@@ -2156,7 +2070,7 @@
         <w:pStyle w:val="SlideTitle"/>
       </w:pPr>
       <w:r>
-        <w:t xml:space="preserve">幻灯片 16｜10 分钟：四人一组，这就是 Gate</w:t>
+        <w:t xml:space="preserve">幻灯片 15｜10 分钟：四人一组，这就是 Gate</w:t>
       </w:r>
     </w:p>
     <w:p>
@@ -2250,7 +2164,7 @@
         <w:pStyle w:val="SlideTitle"/>
       </w:pPr>
       <w:r>
-        <w:t xml:space="preserve">幻灯片 17｜元素不是一张图，而是一套可以继续生成的规则</w:t>
+        <w:t xml:space="preserve">幻灯片 16｜元素不是一张图，而是一套可以继续生成的规则</w:t>
       </w:r>
     </w:p>
     <w:p>
@@ -2315,7 +2229,7 @@
         <w:rPr>
           <w:b/>
         </w:rPr>
-        <w:t xml:space="preserve">【一｜附录 24 页怎么用（不在课堂停讲）】</w:t>
+        <w:t xml:space="preserve">【一｜附录 26 页怎么用（不在课堂停讲）】</w:t>
       </w:r>
     </w:p>
     <w:p>
@@ -2347,7 +2261,7 @@
         <w:pStyle w:val="LectureBullet"/>
       </w:pPr>
       <w:r>
-        <w:t xml:space="preserve">• A04“高校学生案例｜东华《故乡痕迹》”：步骤3 有学生只找得到“图案”时：看调研对象怎样变成曲率、悬挂、层叠和色彩关系。</w:t>
+        <w:t xml:space="preserve">• A04“补充案例｜Zeting Xu（男装）· 从字母到一笔”：课后查阅：只取一笔的抽象过程；男装，看的是方法。</w:t>
       </w:r>
     </w:p>
     <w:p>
@@ -2355,7 +2269,7 @@
         <w:pStyle w:val="LectureBullet"/>
       </w:pPr>
       <w:r>
-        <w:t xml:space="preserve">• A05“过程证据”：学生只想留最后一张漂亮图时：研究、生成、选择、修订都要留痕。</w:t>
+        <w:t xml:space="preserve">• A05“补充案例｜Zeting Xu（男装）· 一笔到一个系列”：课后查阅：同样 8 片只改接法，那一笔不变。</w:t>
       </w:r>
     </w:p>
     <w:p>
@@ -2363,7 +2277,7 @@
         <w:pStyle w:val="LectureBullet"/>
       </w:pPr>
       <w:r>
-        <w:t xml:space="preserve">• A06“元素卡 1｜来源与观察（Issey Miyake 2026秋冬）”：步骤2 卡住时：可见关系 → 身体与方向 → 事实与推测，三层分开写。</w:t>
+        <w:t xml:space="preserve">• A06“高校学生案例｜东华《故乡痕迹》”：步骤3 有学生只找得到“图案”时：看调研对象怎样变成曲率、悬挂、层叠和色彩关系。</w:t>
       </w:r>
     </w:p>
     <w:p>
@@ -2371,7 +2285,7 @@
         <w:pStyle w:val="LectureBullet"/>
       </w:pPr>
       <w:r>
-        <w:t xml:space="preserve">• A07“元素卡 2｜操作与变量（Issey Miyake）”：步骤1、4 的另一个例子：操作句写法，以及尺度、位置、数量、材料四条变量轴。</w:t>
+        <w:t xml:space="preserve">• A07“过程证据”：学生只想留最后一张漂亮图时：研究、生成、选择、修订都要留痕。</w:t>
       </w:r>
     </w:p>
     <w:p>
@@ -2379,7 +2293,7 @@
         <w:pStyle w:val="LectureBullet"/>
       </w:pPr>
       <w:r>
-        <w:t xml:space="preserve">• A08“高校学生验证｜东华《1961》”：附录 A12 分级用的同一作品：研究板、六套系列与成衣；“据报道”是学院页面的说明。</w:t>
+        <w:t xml:space="preserve">• A08“元素卡 1｜来源与观察（Issey Miyake 2026秋冬）”：步骤2 卡住时：可见关系 → 身体与方向 → 事实与推测，三层分开写。</w:t>
       </w:r>
     </w:p>
     <w:p>
@@ -2387,7 +2301,7 @@
         <w:pStyle w:val="LectureBullet"/>
       </w:pPr>
       <w:r>
-        <w:t xml:space="preserve">• A09“资料来源与伦理”：步骤9：来源、语境、提取、责任四步；不贴民族符号，不编造寓意。</w:t>
+        <w:t xml:space="preserve">• A09“元素卡 2｜操作与变量（Issey Miyake）”：步骤1、4 的另一个例子：操作句写法，以及尺度、位置、数量、材料四条变量轴。</w:t>
       </w:r>
     </w:p>
     <w:p>
@@ -2395,7 +2309,7 @@
         <w:pStyle w:val="LectureBullet"/>
       </w:pPr>
       <w:r>
-        <w:t xml:space="preserve">• A10“学生模板（A3）”：元素卡、分级元素清单两张的电子版（示例页＋空白页，PDF）：学生丢了表、或课后补齐时打开。</w:t>
+        <w:t xml:space="preserve">• A10“高校学生验证｜东华《1961》”：附录 A14 分级用的同一作品：研究板、六套系列与成衣；“据报道”是学院页面的说明。</w:t>
       </w:r>
     </w:p>
     <w:p>
@@ -2403,7 +2317,7 @@
         <w:pStyle w:val="LectureBullet"/>
       </w:pPr>
       <w:r>
-        <w:t xml:space="preserve">• A11“六类观察角度”：步骤3 有学生不知道从哪看时投：六个看的角度，不是六个名额。</w:t>
+        <w:t xml:space="preserve">• A11“资料来源与伦理”：步骤9：来源、语境、提取、责任四步；不贴民族符号，不编造寓意。</w:t>
       </w:r>
     </w:p>
     <w:p>
@@ -2411,7 +2325,7 @@
         <w:pStyle w:val="LectureBullet"/>
       </w:pPr>
       <w:r>
-        <w:t xml:space="preserve">• A12“六类分析与分级｜东华《1961》”：步骤6 的本样：课堂反向分析，核心两三个、辅助三到五个、语境、禁用。</w:t>
+        <w:t xml:space="preserve">• A12“学生模板（A3）”：元素卡、分级元素清单两张的电子版（示例页＋空白页，PDF）：学生丢了表、或课后补齐时打开。</w:t>
       </w:r>
     </w:p>
     <w:p>
@@ -2419,7 +2333,7 @@
         <w:pStyle w:val="LectureBullet"/>
       </w:pPr>
       <w:r>
-        <w:t xml:space="preserve">• A13“高端女装条件（Issey Miyake）”：课后阅读：身体、结构、材料、制作与系列一致性都要能被验证。</w:t>
+        <w:t xml:space="preserve">• A13“六类观察角度”：步骤3 有学生不知道从哪看时投：六个看的角度，不是六个名额。</w:t>
       </w:r>
     </w:p>
     <w:p>
@@ -2427,7 +2341,7 @@
         <w:pStyle w:val="LectureBullet"/>
       </w:pPr>
       <w:r>
-        <w:t xml:space="preserve">• A14“替换案例｜高定（Ashi Studio）”：课后阅读：硬壳与软性边缘；“硬壳／释放”是课堂分析。</w:t>
+        <w:t xml:space="preserve">• A14“六类分析与分级｜东华《1961》”：步骤6 的本样：课堂反向分析，核心两三个、辅助三到五个、语境、禁用。</w:t>
       </w:r>
     </w:p>
     <w:p>
@@ -2435,7 +2349,7 @@
         <w:pStyle w:val="LectureBullet"/>
       </w:pPr>
       <w:r>
-        <w:t xml:space="preserve">• A15“张力元素（Alaïa）”：课后阅读：“固定／伸展／释放”是教师分析框架，不是品牌术语。</w:t>
+        <w:t xml:space="preserve">• A15“高端女装条件（Issey Miyake）”：课后阅读：身体、结构、材料、制作与系列一致性都要能被验证。</w:t>
       </w:r>
     </w:p>
     <w:p>
@@ -2443,7 +2357,7 @@
         <w:pStyle w:val="LectureBullet"/>
       </w:pPr>
       <w:r>
-        <w:t xml:space="preserve">• A16“设计师系列案例（Susan Fang）”：课后阅读：层叠、悬挂、扩张与收束形成重复和微差。</w:t>
+        <w:t xml:space="preserve">• A16“替换案例｜高定（Ashi Studio）”：课后阅读：硬壳与软性边缘；“硬壳／释放”是课堂分析。</w:t>
       </w:r>
     </w:p>
     <w:p>
@@ -2451,7 +2365,7 @@
         <w:pStyle w:val="LectureBullet"/>
       </w:pPr>
       <w:r>
-        <w:t xml:space="preserve">• A17“失败卡诊断”：实操中随时投：F1 复制图形（步骤1、2）、F2 没有优先级（步骤6）、F3 变体改了几样（步骤4）。</w:t>
+        <w:t xml:space="preserve">• A17“张力元素（Alaïa）”：课后阅读：“固定／伸展／释放”是教师分析框架，不是品牌术语。</w:t>
       </w:r>
     </w:p>
     <w:p>
@@ -2459,7 +2373,7 @@
         <w:pStyle w:val="LectureBullet"/>
       </w:pPr>
       <w:r>
-        <w:t xml:space="preserve">• A18“补充案例｜广州美术学院《碎瓷织序》”：步骤9：提取工艺逻辑（支撑、黏合、有序排布），而不是粘贴瓷片纹样。</w:t>
+        <w:t xml:space="preserve">• A18“设计师系列案例（Susan Fang）”：课后阅读：层叠、悬挂、扩张与收束形成重复和微差。</w:t>
       </w:r>
     </w:p>
     <w:p>
@@ -2467,7 +2381,7 @@
         <w:pStyle w:val="LectureBullet"/>
       </w:pPr>
       <w:r>
-        <w:t xml:space="preserve">• A19“AI协同边界”：步骤9 的 AI 记录栏：人工观察先于 AI；AI 扩大候选，不替代来源判断。</w:t>
+        <w:t xml:space="preserve">• A19“失败卡诊断”：实操中随时投：F1 复制图形（步骤1、2）、F2 没有优先级（步骤6）、F3 变体改了几样（步骤4）。</w:t>
       </w:r>
     </w:p>
     <w:p>
@@ -2475,7 +2389,7 @@
         <w:pStyle w:val="LectureBullet"/>
       </w:pPr>
       <w:r>
-        <w:t xml:space="preserve">• A20“反例｜完整造型不可搬用（Miu Miu）”：学生把一整套造型当元素时：圈出跨越至少三套的共同关系。</w:t>
+        <w:t xml:space="preserve">• A20“补充案例｜广州美术学院《碎瓷织序》”：步骤9：提取工艺逻辑（支撑、黏合、有序排布），而不是粘贴瓷片纹样。</w:t>
       </w:r>
     </w:p>
     <w:p>
@@ -2483,7 +2397,7 @@
         <w:pStyle w:val="LectureBullet"/>
       </w:pPr>
       <w:r>
-        <w:t xml:space="preserve">• A21“基础标注练习（Toteme）”：课后练习：每套只标身体距离、主线、连接三项。</w:t>
+        <w:t xml:space="preserve">• A21“AI协同边界”：步骤9 的 AI 记录栏：人工观察先于 AI；AI 扩大候选，不替代来源判断。</w:t>
       </w:r>
     </w:p>
     <w:p>
@@ -2491,7 +2405,7 @@
         <w:pStyle w:val="LectureBullet"/>
       </w:pPr>
       <w:r>
-        <w:t xml:space="preserve">• A22“元素墙矩阵（Khaite）”：为第06周准备：元素墙要显示“哪一套用了什么”。</w:t>
+        <w:t xml:space="preserve">• A22“反例｜完整造型不可搬用（Miu Miu）”：学生把一整套造型当元素时：圈出跨越至少三套的共同关系。</w:t>
       </w:r>
     </w:p>
     <w:p>
@@ -2499,7 +2413,7 @@
         <w:pStyle w:val="LectureBullet"/>
       </w:pPr>
       <w:r>
-        <w:t xml:space="preserve">• A23“期末评价连接”：六项终期评价全文；本周开始累积“趋势性与元素”。</w:t>
+        <w:t xml:space="preserve">• A23“基础标注练习（Toteme）”：课后练习：每套只标身体距离、主线、连接三项。</w:t>
       </w:r>
     </w:p>
     <w:p>
@@ -2507,7 +2421,23 @@
         <w:pStyle w:val="LectureBullet"/>
       </w:pPr>
       <w:r>
-        <w:t xml:space="preserve">• A24“第06周预告”：课后查阅：四步与时间线；携带清单已在第17页念过。</w:t>
+        <w:t xml:space="preserve">• A24“元素墙矩阵（Khaite）”：为第06周准备：元素墙要显示“哪一套用了什么”。</w:t>
+      </w:r>
+    </w:p>
+    <w:p>
+      <w:pPr>
+        <w:pStyle w:val="LectureBullet"/>
+      </w:pPr>
+      <w:r>
+        <w:t xml:space="preserve">• A25“期末评价连接”：六项终期评价全文；本周开始累积“趋势性与元素”。</w:t>
+      </w:r>
+    </w:p>
+    <w:p>
+      <w:pPr>
+        <w:pStyle w:val="LectureBullet"/>
+      </w:pPr>
+      <w:r>
+        <w:t xml:space="preserve">• A26“第06周预告”：课后查阅：四步与时间线；携带清单已在第16页念过。</w:t>
       </w:r>
     </w:p>
     <w:p>

--- a/docs/jiangao/《女装设计》第05周_中国大陆课堂完整讲稿_中文.docx
+++ b/docs/jiangao/《女装设计》第05周_中国大陆课堂完整讲稿_中文.docx
@@ -915,7 +915,7 @@
         <w:pStyle w:val="SlideTitle"/>
       </w:pPr>
       <w:r>
-        <w:t xml:space="preserve">幻灯片 03｜先读她的作品说明：一座教堂，几个接触点，让重力来做</w:t>
+        <w:t xml:space="preserve">幻灯片 03｜先读她的作品说明：一座教堂，几个支点，让重力来做</w:t>
       </w:r>
     </w:p>
     <w:p>
@@ -947,7 +947,15 @@
         <w:pStyle w:val="SpokenText"/>
       </w:pPr>
       <w:r>
-        <w:t xml:space="preserve">听的时候注意三处加粗：极少的接触点；挺括的棉布在里面撑住；重力和各层之间的关系。</w:t>
+        <w:t xml:space="preserve">“只靠极少几个支点撑着”，说的是朗香教堂的屋顶：那块很厚、很重的混凝土屋顶，并不压在墙上，只靠藏在墙里的几根柱子撑着；墙顶和屋顶之间留出一条十厘米左右的缝，光从缝里进来，在里面看，屋顶像浮在墙上。重量没有去掉，只是落在很少几个点上，其余的地方空出来——这就是“像在呼吸”。</w:t>
+      </w:r>
+    </w:p>
+    <w:p>
+      <w:pPr>
+        <w:pStyle w:val="SpokenText"/>
+      </w:pPr>
+      <w:r>
+        <w:t xml:space="preserve">放到她的衣服上：挺括的棉布是墙，软的羊毛、针织、丝绒是屋顶那团重量，只挂在几个点上，其余交给重力。屋顶和墙之间那条缝，就是软体积和身体之间的空气。</w:t>
       </w:r>
     </w:p>
     <w:p>
@@ -1898,7 +1906,7 @@
         <w:pStyle w:val="SpokenText"/>
       </w:pPr>
       <w:r>
-        <w:t xml:space="preserve">还是 Qian Tan：她的核心是三张——软体积，挂；硬上身，撑；固定点，收。三个动作不一样，改的轴也不一样：软体积改位置，硬上身改大小，固定点改数量。这一行是我从 04、05 页的图里读出来的，她本人没做过这三张卡。</w:t>
+        <w:t xml:space="preserve">还是 Qian Tan：她的核心是三张——软体积，挂；硬上身，撑；固定点，收。三个动作不一样，改的轴也不一样：软体积改位置，硬上身改大小，固定点改数量。这一行是我从 04、05 页的图里读出来的，她本人没做过这三张卡。固定点这一张，就是从作品说明里“只靠极少几个支点撑着”那一句来的。</w:t>
       </w:r>
     </w:p>
     <w:p>

--- a/docs/jiangao/《女装设计》第05周_中国大陆课堂完整讲稿_中文.docx
+++ b/docs/jiangao/《女装设计》第05周_中国大陆课堂完整讲稿_中文.docx
@@ -947,7 +947,7 @@
         <w:pStyle w:val="SpokenText"/>
       </w:pPr>
       <w:r>
-        <w:t xml:space="preserve">“只靠极少几个支点撑着”，说的是朗香教堂的屋顶：那块很厚、很重的混凝土屋顶，并不压在墙上，只靠藏在墙里的几根柱子撑着；墙顶和屋顶之间留出一条十厘米左右的缝，光从缝里进来，在里面看，屋顶像浮在墙上。重量没有去掉，只是落在很少几个点上，其余的地方空出来——这就是“像在呼吸”。</w:t>
+        <w:t xml:space="preserve">“只靠极少几个支点撑着”，看下面第一张外观图——说的是朗香教堂的屋顶：那块很厚、很重的混凝土屋顶，并不压在墙上，只靠藏在墙里的几根柱子撑着；墙顶和屋顶之间留出一条十厘米左右的缝，光从缝里进来，在里面看，屋顶像浮在墙上。重量没有去掉，只是落在很少几个点上，其余的地方空出来——这就是“像在呼吸”。</w:t>
       </w:r>
     </w:p>
     <w:p>

--- a/docs/jiangao/《女装设计》第05周_中国大陆课堂完整讲稿_中文.docx
+++ b/docs/jiangao/《女装设计》第05周_中国大陆课堂完整讲稿_中文.docx
@@ -1017,6 +1017,14 @@
         <w:pStyle w:val="SpokenText"/>
       </w:pPr>
       <w:r>
+        <w:t xml:space="preserve">先看最上面这一句：刚才那一大段，压成一句，四十五个字左右——“Qian Tan 攀上朗香山坡，惊觉厚重教堂竟如呼吸般轻盈；她以棉布为骨、羊毛丝绒为气，让重量漂浮。”你们现在写概念句，也是这样压：一大段材料，留下一句。</w:t>
+      </w:r>
+    </w:p>
+    <w:p>
+      <w:pPr>
+        <w:pStyle w:val="SpokenText"/>
+      </w:pPr>
+      <w:r>
         <w:t xml:space="preserve">我们看一位学生的作品：Qian Tan，女装系列。刚才那段说明，按第04周主题板的顺序拆开看：先有问题，再有形式。</w:t>
       </w:r>
     </w:p>
